--- a/docs/fork/evidence/c9/flash/meridian_services_sow/Meridian-Professional-Services-Agreement (redlined).docx
+++ b/docs/fork/evidence/c9/flash/meridian_services_sow/Meridian-Professional-Services-Agreement (redlined).docx
@@ -38,38 +38,12 @@
     </w:p>
     <w:p>
       <w:r>
-        <w:t xml:space="preserve">Each deliverable shall be deemed accepted unless the Customer gives written notice of rejection within </w:t>
-      </w:r>
-      <w:commentRangeStart w:id="16"/>
-      <w:del w:id="31" w:author="LQ.AI Commercial counsel" w:date="2026-06-24T09:34:26Z" w16du:dateUtc="2026-06-24T09:34:26Z">
-        <w:r>
-          <w:delText>three (3)</w:delText>
-        </w:r>
-      </w:del>
-      <w:ins w:id="32" w:author="LQ.AI Commercial counsel" w:date="2026-06-24T09:34:26Z" w16du:dateUtc="2026-06-24T09:34:26Z">
-        <w:r>
-          <w:t>thirty (30)</w:t>
-        </w:r>
-      </w:ins>
-      <w:commentRangeEnd w:id="16"/>
-      <w:r>
-        <w:rPr>
-          <w:rStyle w:val="CommentReference"/>
-        </w:rPr>
-        <w:commentReference w:id="16"/>
-      </w:r>
-      <w:r>
-        <w:t xml:space="preserve"> days of delivery. The Customer shall pay for all deliverables </w:t>
+        <w:t>Each deliverable shall be deemed accepted unless the Customer gives written notice of rejection</w:t>
       </w:r>
       <w:commentRangeStart w:id="15"/>
-      <w:del w:id="29" w:author="LQ.AI Commercial counsel" w:date="2026-06-24T09:34:26Z" w16du:dateUtc="2026-06-24T09:34:26Z">
+      <w:ins w:id="72" w:author="LQ.AI Commercial counsel" w:date="2026-06-24T13:26:57Z" w16du:dateUtc="2026-06-24T13:26:57Z">
         <w:r>
-          <w:delText>whether or not</w:delText>
-        </w:r>
-      </w:del>
-      <w:ins w:id="30" w:author="LQ.AI Commercial counsel" w:date="2026-06-24T09:34:26Z" w16du:dateUtc="2026-06-24T09:34:26Z">
-        <w:r>
-          <w:t>that have been</w:t>
+          <w:t>, specifying the reasons for rejection,</w:t>
         </w:r>
       </w:ins>
       <w:commentRangeEnd w:id="15"/>
@@ -80,17 +54,43 @@
         <w:commentReference w:id="15"/>
       </w:r>
       <w:r>
-        <w:t xml:space="preserve"> accepted, and the Supplier is </w:t>
+        <w:t xml:space="preserve"> within </w:t>
+      </w:r>
+      <w:del w:id="70" w:author="LQ.AI Commercial counsel" w:date="2026-06-24T13:26:57Z" w16du:dateUtc="2026-06-24T13:26:57Z">
+        <w:r>
+          <w:delText>three</w:delText>
+        </w:r>
+      </w:del>
+      <w:ins w:id="71" w:author="LQ.AI Commercial counsel" w:date="2026-06-24T13:26:57Z" w16du:dateUtc="2026-06-24T13:26:57Z">
+        <w:r>
+          <w:t>fifteen</w:t>
+        </w:r>
+      </w:ins>
+      <w:r>
+        <w:t xml:space="preserve"> (</w:t>
+      </w:r>
+      <w:del w:id="68" w:author="LQ.AI Commercial counsel" w:date="2026-06-24T13:26:57Z" w16du:dateUtc="2026-06-24T13:26:57Z">
+        <w:r>
+          <w:delText>3</w:delText>
+        </w:r>
+      </w:del>
+      <w:ins w:id="69" w:author="LQ.AI Commercial counsel" w:date="2026-06-24T13:26:57Z" w16du:dateUtc="2026-06-24T13:26:57Z">
+        <w:r>
+          <w:t>15</w:t>
+        </w:r>
+      </w:ins>
+      <w:r>
+        <w:t xml:space="preserve">) days of delivery. The Customer shall pay for all deliverables </w:t>
       </w:r>
       <w:commentRangeStart w:id="14"/>
-      <w:del w:id="27" w:author="LQ.AI Commercial counsel" w:date="2026-06-24T09:34:26Z" w16du:dateUtc="2026-06-24T09:34:26Z">
+      <w:del w:id="66" w:author="LQ.AI Commercial counsel" w:date="2026-06-24T13:26:57Z" w16du:dateUtc="2026-06-24T13:26:57Z">
         <w:r>
-          <w:delText>not obliged to correct any deliverable</w:delText>
+          <w:delText>whether or not</w:delText>
         </w:r>
       </w:del>
-      <w:ins w:id="28" w:author="LQ.AI Commercial counsel" w:date="2026-06-24T09:34:26Z" w16du:dateUtc="2026-06-24T09:34:26Z">
+      <w:ins w:id="67" w:author="LQ.AI Commercial counsel" w:date="2026-06-24T13:26:57Z" w16du:dateUtc="2026-06-24T13:26:57Z">
         <w:r>
-          <w:t>obliged to correct any deliverable that does not conform to the specification in the applicable Statement of Work</w:t>
+          <w:t>that are</w:t>
         </w:r>
       </w:ins>
       <w:commentRangeEnd w:id="14"/>
@@ -101,7 +101,36 @@
         <w:commentReference w:id="14"/>
       </w:r>
       <w:r>
-        <w:t xml:space="preserve"> at its own cost.</w:t>
+        <w:t xml:space="preserve"> accepted, and the Supplier </w:t>
+      </w:r>
+      <w:del w:id="64" w:author="LQ.AI Commercial counsel" w:date="2026-06-24T13:26:57Z" w16du:dateUtc="2026-06-24T13:26:57Z">
+        <w:r>
+          <w:delText>is not obliged to</w:delText>
+        </w:r>
+      </w:del>
+      <w:ins w:id="65" w:author="LQ.AI Commercial counsel" w:date="2026-06-24T13:26:57Z" w16du:dateUtc="2026-06-24T13:26:57Z">
+        <w:r>
+          <w:t>shall</w:t>
+        </w:r>
+      </w:ins>
+      <w:r>
+        <w:t xml:space="preserve"> correct any </w:t>
+      </w:r>
+      <w:ins w:id="63" w:author="LQ.AI Commercial counsel" w:date="2026-06-24T13:26:57Z" w16du:dateUtc="2026-06-24T13:26:57Z">
+        <w:r>
+          <w:t xml:space="preserve">non-conforming </w:t>
+        </w:r>
+      </w:ins>
+      <w:r>
+        <w:t>deliverable at its own cost</w:t>
+      </w:r>
+      <w:ins w:id="62" w:author="LQ.AI Commercial counsel" w:date="2026-06-24T13:26:57Z" w16du:dateUtc="2026-06-24T13:26:57Z">
+        <w:r>
+          <w:t xml:space="preserve"> within a reasonable time</w:t>
+        </w:r>
+      </w:ins>
+      <w:r>
+        <w:t>.</w:t>
       </w:r>
     </w:p>
     <w:p>
@@ -117,14 +146,14 @@
         <w:t xml:space="preserve">The Customer shall pay all fees on a time-and-materials basis </w:t>
       </w:r>
       <w:commentRangeStart w:id="13"/>
-      <w:del w:id="25" w:author="LQ.AI Commercial counsel" w:date="2026-06-24T09:34:26Z" w16du:dateUtc="2026-06-24T09:34:26Z">
+      <w:del w:id="60" w:author="LQ.AI Commercial counsel" w:date="2026-06-24T13:26:57Z" w16du:dateUtc="2026-06-24T13:26:57Z">
         <w:r>
           <w:delText>without any cap</w:delText>
         </w:r>
       </w:del>
-      <w:ins w:id="26" w:author="LQ.AI Commercial counsel" w:date="2026-06-24T09:34:26Z" w16du:dateUtc="2026-06-24T09:34:26Z">
+      <w:ins w:id="61" w:author="LQ.AI Commercial counsel" w:date="2026-06-24T13:26:57Z" w16du:dateUtc="2026-06-24T13:26:57Z">
         <w:r>
-          <w:t>subject to the maximum fees set out in the applicable Statement of Work</w:t>
+          <w:t>in accordance with the rates set out in each Statement of Work</w:t>
         </w:r>
       </w:ins>
       <w:commentRangeEnd w:id="13"/>
@@ -135,17 +164,46 @@
         <w:commentReference w:id="13"/>
       </w:r>
       <w:r>
-        <w:t xml:space="preserve">, together with all expenses at cost, within fifteen (15) days of the invoice date. The Supplier may revise its rates </w:t>
+        <w:t xml:space="preserve">, together with all </w:t>
+      </w:r>
+      <w:ins w:id="59" w:author="LQ.AI Commercial counsel" w:date="2026-06-24T13:26:57Z" w16du:dateUtc="2026-06-24T13:26:57Z">
+        <w:r>
+          <w:t xml:space="preserve">pre-approved </w:t>
+        </w:r>
+      </w:ins>
+      <w:r>
+        <w:t xml:space="preserve">expenses at cost, within </w:t>
+      </w:r>
+      <w:del w:id="57" w:author="LQ.AI Commercial counsel" w:date="2026-06-24T13:26:57Z" w16du:dateUtc="2026-06-24T13:26:57Z">
+        <w:r>
+          <w:delText>fifteen</w:delText>
+        </w:r>
+      </w:del>
+      <w:ins w:id="58" w:author="LQ.AI Commercial counsel" w:date="2026-06-24T13:26:57Z" w16du:dateUtc="2026-06-24T13:26:57Z">
+        <w:r>
+          <w:t>thirty</w:t>
+        </w:r>
+      </w:ins>
+      <w:r>
+        <w:t xml:space="preserve"> (</w:t>
+      </w:r>
+      <w:del w:id="55" w:author="LQ.AI Commercial counsel" w:date="2026-06-24T13:26:57Z" w16du:dateUtc="2026-06-24T13:26:57Z">
+        <w:r>
+          <w:delText>15</w:delText>
+        </w:r>
+      </w:del>
+      <w:ins w:id="56" w:author="LQ.AI Commercial counsel" w:date="2026-06-24T13:26:57Z" w16du:dateUtc="2026-06-24T13:26:57Z">
+        <w:r>
+          <w:t>30</w:t>
+        </w:r>
+      </w:ins>
+      <w:r>
+        <w:t xml:space="preserve">) days of the invoice date. The Supplier may </w:t>
       </w:r>
       <w:commentRangeStart w:id="12"/>
-      <w:del w:id="23" w:author="LQ.AI Commercial counsel" w:date="2026-06-24T09:34:26Z" w16du:dateUtc="2026-06-24T09:34:26Z">
+      <w:ins w:id="54" w:author="LQ.AI Commercial counsel" w:date="2026-06-24T13:26:57Z" w16du:dateUtc="2026-06-24T13:26:57Z">
         <w:r>
-          <w:delText>at any time on</w:delText>
-        </w:r>
-      </w:del>
-      <w:ins w:id="24" w:author="LQ.AI Commercial counsel" w:date="2026-06-24T09:34:26Z" w16du:dateUtc="2026-06-24T09:34:26Z">
-        <w:r>
-          <w:t>no more than once per twelve-month period, on at least sixty (60) days'</w:t>
+          <w:t xml:space="preserve">not </w:t>
         </w:r>
       </w:ins>
       <w:commentRangeEnd w:id="12"/>
@@ -156,7 +214,20 @@
         <w:commentReference w:id="12"/>
       </w:r>
       <w:r>
-        <w:t xml:space="preserve"> written notice. All fees are non-refundable.</w:t>
+        <w:t xml:space="preserve">revise its rates </w:t>
+      </w:r>
+      <w:del w:id="52" w:author="LQ.AI Commercial counsel" w:date="2026-06-24T13:26:57Z" w16du:dateUtc="2026-06-24T13:26:57Z">
+        <w:r>
+          <w:delText>at any time on written notice</w:delText>
+        </w:r>
+      </w:del>
+      <w:ins w:id="53" w:author="LQ.AI Commercial counsel" w:date="2026-06-24T13:26:57Z" w16du:dateUtc="2026-06-24T13:26:57Z">
+        <w:r>
+          <w:t>during the term of any Statement of Work</w:t>
+        </w:r>
+      </w:ins>
+      <w:r>
+        <w:t>. All fees are non-refundable.</w:t>
       </w:r>
     </w:p>
     <w:p>
@@ -169,17 +240,17 @@
     </w:p>
     <w:p>
       <w:r>
-        <w:t xml:space="preserve">All intellectual property rights in any deliverables, work product, methodologies and materials created under this Agreement shall vest </w:t>
+        <w:t>All intellectual property rights in any deliverables</w:t>
       </w:r>
       <w:commentRangeStart w:id="11"/>
-      <w:del w:id="21" w:author="LQ.AI Commercial counsel" w:date="2026-06-24T09:34:26Z" w16du:dateUtc="2026-06-24T09:34:26Z">
+      <w:del w:id="50" w:author="LQ.AI Commercial counsel" w:date="2026-06-24T13:26:57Z" w16du:dateUtc="2026-06-24T13:26:57Z">
         <w:r>
-          <w:delText>exclusively in the Supplier</w:delText>
+          <w:delText>,</w:delText>
         </w:r>
       </w:del>
-      <w:ins w:id="22" w:author="LQ.AI Commercial counsel" w:date="2026-06-24T09:34:26Z" w16du:dateUtc="2026-06-24T09:34:26Z">
+      <w:ins w:id="51" w:author="LQ.AI Commercial counsel" w:date="2026-06-24T13:26:57Z" w16du:dateUtc="2026-06-24T13:26:57Z">
         <w:r>
-          <w:t>in the Customer (for deliverables created specifically for the Customer) and in the Supplier (for its pre-existing methodologies, tools and materials)</w:t>
+          <w:t xml:space="preserve"> and</w:t>
         </w:r>
       </w:ins>
       <w:commentRangeEnd w:id="11"/>
@@ -190,7 +261,62 @@
         <w:commentReference w:id="11"/>
       </w:r>
       <w:r>
-        <w:t>. The Customer is granted a non-exclusive, non-transferable licence to use the deliverables for its internal business purposes only.</w:t>
+        <w:t xml:space="preserve"> work product</w:t>
+      </w:r>
+      <w:del w:id="48" w:author="LQ.AI Commercial counsel" w:date="2026-06-24T13:26:57Z" w16du:dateUtc="2026-06-24T13:26:57Z">
+        <w:r>
+          <w:delText>, methodologies and materials created</w:delText>
+        </w:r>
+      </w:del>
+      <w:ins w:id="49" w:author="LQ.AI Commercial counsel" w:date="2026-06-24T13:26:57Z" w16du:dateUtc="2026-06-24T13:26:57Z">
+        <w:r>
+          <w:t xml:space="preserve"> specifically created for the Customer</w:t>
+        </w:r>
+      </w:ins>
+      <w:r>
+        <w:t xml:space="preserve"> under this Agreement shall vest exclusively in the </w:t>
+      </w:r>
+      <w:del w:id="46" w:author="LQ.AI Commercial counsel" w:date="2026-06-24T13:26:57Z" w16du:dateUtc="2026-06-24T13:26:57Z">
+        <w:r>
+          <w:delText>Supplier</w:delText>
+        </w:r>
+      </w:del>
+      <w:ins w:id="47" w:author="LQ.AI Commercial counsel" w:date="2026-06-24T13:26:57Z" w16du:dateUtc="2026-06-24T13:26:57Z">
+        <w:r>
+          <w:t>Customer. The Supplier retains ownership of its pre-existing methodologies and materials</w:t>
+        </w:r>
+      </w:ins>
+      <w:r>
+        <w:t xml:space="preserve">. The Customer is granted a non-exclusive, non-transferable licence to use the </w:t>
+      </w:r>
+      <w:commentRangeStart w:id="10"/>
+      <w:del w:id="44" w:author="LQ.AI Commercial counsel" w:date="2026-06-24T13:26:57Z" w16du:dateUtc="2026-06-24T13:26:57Z">
+        <w:r>
+          <w:delText>deliverables</w:delText>
+        </w:r>
+      </w:del>
+      <w:ins w:id="45" w:author="LQ.AI Commercial counsel" w:date="2026-06-24T13:26:57Z" w16du:dateUtc="2026-06-24T13:26:57Z">
+        <w:r>
+          <w:t>Supplier's pre-existing methodologies and materials incorporated in the Deliverables</w:t>
+        </w:r>
+      </w:ins>
+      <w:commentRangeEnd w:id="10"/>
+      <w:r>
+        <w:rPr>
+          <w:rStyle w:val="CommentReference"/>
+        </w:rPr>
+        <w:commentReference w:id="10"/>
+      </w:r>
+      <w:r>
+        <w:t xml:space="preserve"> for its internal business purposes</w:t>
+      </w:r>
+      <w:del w:id="43" w:author="LQ.AI Commercial counsel" w:date="2026-06-24T13:26:57Z" w16du:dateUtc="2026-06-24T13:26:57Z">
+        <w:r>
+          <w:delText xml:space="preserve"> only</w:delText>
+        </w:r>
+      </w:del>
+      <w:r>
+        <w:t>.</w:t>
       </w:r>
     </w:p>
     <w:p>
@@ -205,26 +331,47 @@
       <w:r>
         <w:t xml:space="preserve">The services and deliverables are provided </w:t>
       </w:r>
-      <w:commentRangeStart w:id="10"/>
-      <w:del w:id="19" w:author="LQ.AI Commercial counsel" w:date="2026-06-24T09:34:26Z" w16du:dateUtc="2026-06-24T09:34:26Z">
+      <w:commentRangeStart w:id="9"/>
+      <w:del w:id="41" w:author="LQ.AI Commercial counsel" w:date="2026-06-24T13:26:57Z" w16du:dateUtc="2026-06-24T13:26:57Z">
         <w:r>
-          <w:delText>"AS IS".</w:delText>
+          <w:delText>"AS IS"</w:delText>
         </w:r>
       </w:del>
-      <w:ins w:id="20" w:author="LQ.AI Commercial counsel" w:date="2026-06-24T09:34:26Z" w16du:dateUtc="2026-06-24T09:34:26Z">
+      <w:ins w:id="42" w:author="LQ.AI Commercial counsel" w:date="2026-06-24T13:26:57Z" w16du:dateUtc="2026-06-24T13:26:57Z">
         <w:r>
-          <w:t>'AS IS', except that the Supplier warrants that the services will be performed in a professional and workmanlike manner and that each deliverable will conform in all material respects to the specification in the applicable Statement of Work. If a deliverable does not conform, the Supplier shall re-perform at no additional cost.</w:t>
+          <w:t>with the warranties set out in this Section 5</w:t>
         </w:r>
       </w:ins>
-      <w:commentRangeEnd w:id="10"/>
+      <w:commentRangeEnd w:id="9"/>
       <w:r>
         <w:rPr>
           <w:rStyle w:val="CommentReference"/>
         </w:rPr>
-        <w:commentReference w:id="10"/>
+        <w:commentReference w:id="9"/>
       </w:r>
       <w:r>
-        <w:t xml:space="preserve"> The Supplier does not warrant that any deliverable will conform to any specification, be fit for any particular purpose, or be free from defects, and disclaims all warranties to the fullest extent permitted by law.</w:t>
+        <w:t xml:space="preserve">. The Supplier </w:t>
+      </w:r>
+      <w:commentRangeStart w:id="8"/>
+      <w:del w:id="39" w:author="LQ.AI Commercial counsel" w:date="2026-06-24T13:26:57Z" w16du:dateUtc="2026-06-24T13:26:57Z">
+        <w:r>
+          <w:delText>does not warrant that any deliverable will conform to any specification, be fit for any particular purpose, or be free from defects, and disclaims all warranties</w:delText>
+        </w:r>
+      </w:del>
+      <w:ins w:id="40" w:author="LQ.AI Commercial counsel" w:date="2026-06-24T13:26:57Z" w16du:dateUtc="2026-06-24T13:26:57Z">
+        <w:r>
+          <w:t>warrants that (a) the services will be performed in a professional and workmanlike manner by qualified personnel, (b) each deliverable will conform to the specifications set out in the applicable Statement of Work, and (c) the deliverables will be free from material defects. The Supplier's sole obligation for breach of the foregoing warranties shall be to re-perform the services or correct the deliverable at no additional cost to the Customer. All other warranties are disclaimed</w:t>
+        </w:r>
+      </w:ins>
+      <w:commentRangeEnd w:id="8"/>
+      <w:r>
+        <w:rPr>
+          <w:rStyle w:val="CommentReference"/>
+        </w:rPr>
+        <w:commentReference w:id="8"/>
+      </w:r>
+      <w:r>
+        <w:t xml:space="preserve"> to the fullest extent permitted by law.</w:t>
       </w:r>
     </w:p>
     <w:p>
@@ -237,28 +384,41 @@
     </w:p>
     <w:p>
       <w:r>
-        <w:t xml:space="preserve">The Supplier may substitute, reassign or remove any personnel </w:t>
+        <w:t xml:space="preserve">The Supplier </w:t>
       </w:r>
-      <w:commentRangeStart w:id="9"/>
-      <w:del w:id="17" w:author="LQ.AI Commercial counsel" w:date="2026-06-24T09:34:26Z" w16du:dateUtc="2026-06-24T09:34:26Z">
+      <w:commentRangeStart w:id="7"/>
+      <w:del w:id="37" w:author="LQ.AI Commercial counsel" w:date="2026-06-24T13:26:57Z" w16du:dateUtc="2026-06-24T13:26:57Z">
         <w:r>
-          <w:delText>at any time in its sole discretion, and</w:delText>
+          <w:delText>may</w:delText>
         </w:r>
       </w:del>
-      <w:ins w:id="18" w:author="LQ.AI Commercial counsel" w:date="2026-06-24T09:34:26Z" w16du:dateUtc="2026-06-24T09:34:26Z">
+      <w:ins w:id="38" w:author="LQ.AI Commercial counsel" w:date="2026-06-24T13:26:57Z" w16du:dateUtc="2026-06-24T13:26:57Z">
         <w:r>
-          <w:t>on reasonable notice to the Customer. The Supplier shall not substitute any key personnel identified in the Statement of Work without the Customer's prior written consent, not to be unreasonably withheld. The Supplier</w:t>
+          <w:t>shall not</w:t>
         </w:r>
       </w:ins>
-      <w:commentRangeEnd w:id="9"/>
+      <w:commentRangeEnd w:id="7"/>
       <w:r>
         <w:rPr>
           <w:rStyle w:val="CommentReference"/>
         </w:rPr>
-        <w:commentReference w:id="9"/>
+        <w:commentReference w:id="7"/>
       </w:r>
       <w:r>
-        <w:t xml:space="preserve"> gives no commitment that any named individual will perform the services.</w:t>
+        <w:t xml:space="preserve"> substitute, reassign or remove any personnel </w:t>
+      </w:r>
+      <w:del w:id="35" w:author="LQ.AI Commercial counsel" w:date="2026-06-24T13:26:57Z" w16du:dateUtc="2026-06-24T13:26:57Z">
+        <w:r>
+          <w:delText>at any time in its sole discretion, and gives no commitment that any named individual will perform the services</w:delText>
+        </w:r>
+      </w:del>
+      <w:ins w:id="36" w:author="LQ.AI Commercial counsel" w:date="2026-06-24T13:26:57Z" w16du:dateUtc="2026-06-24T13:26:57Z">
+        <w:r>
+          <w:t>designated as key personnel in a Statement of Work without the Customer's prior written consent, which consent shall not be unreasonably withheld. For other personnel, the Supplier shall use reasonable efforts to maintain continuity and shall provide qualified replacements</w:t>
+        </w:r>
+      </w:ins>
+      <w:r>
+        <w:t>.</w:t>
       </w:r>
     </w:p>
     <w:p>
@@ -270,57 +430,15 @@
       </w:r>
     </w:p>
     <w:p>
-      <w:commentRangeStart w:id="8"/>
-      <w:del w:id="15" w:author="LQ.AI Commercial counsel" w:date="2026-06-24T09:34:26Z" w16du:dateUtc="2026-06-24T09:34:26Z">
+      <w:commentRangeStart w:id="6"/>
+      <w:del w:id="33" w:author="LQ.AI Commercial counsel" w:date="2026-06-24T13:26:57Z" w16du:dateUtc="2026-06-24T13:26:57Z">
         <w:r>
           <w:delText>The Customer</w:delText>
         </w:r>
       </w:del>
-      <w:ins w:id="16" w:author="LQ.AI Commercial counsel" w:date="2026-06-24T09:34:26Z" w16du:dateUtc="2026-06-24T09:34:26Z">
+      <w:ins w:id="34" w:author="LQ.AI Commercial counsel" w:date="2026-06-24T13:26:57Z" w16du:dateUtc="2026-06-24T13:26:57Z">
         <w:r>
           <w:t>Each party</w:t>
-        </w:r>
-      </w:ins>
-      <w:commentRangeEnd w:id="8"/>
-      <w:r>
-        <w:rPr>
-          <w:rStyle w:val="CommentReference"/>
-        </w:rPr>
-        <w:commentReference w:id="8"/>
-      </w:r>
-      <w:r>
-        <w:t xml:space="preserve"> shall indemnify, defend and hold harmless the </w:t>
-      </w:r>
-      <w:commentRangeStart w:id="7"/>
-      <w:del w:id="13" w:author="LQ.AI Commercial counsel" w:date="2026-06-24T09:34:26Z" w16du:dateUtc="2026-06-24T09:34:26Z">
-        <w:r>
-          <w:delText>Supplier</w:delText>
-        </w:r>
-      </w:del>
-      <w:ins w:id="14" w:author="LQ.AI Commercial counsel" w:date="2026-06-24T09:34:26Z" w16du:dateUtc="2026-06-24T09:34:26Z">
-        <w:r>
-          <w:t>other party</w:t>
-        </w:r>
-      </w:ins>
-      <w:commentRangeEnd w:id="7"/>
-      <w:r>
-        <w:rPr>
-          <w:rStyle w:val="CommentReference"/>
-        </w:rPr>
-        <w:commentReference w:id="7"/>
-      </w:r>
-      <w:r>
-        <w:t xml:space="preserve"> and its personnel against any and all claims, losses, damages, liabilities and expenses arising from </w:t>
-      </w:r>
-      <w:commentRangeStart w:id="6"/>
-      <w:del w:id="11" w:author="LQ.AI Commercial counsel" w:date="2026-06-24T09:34:26Z" w16du:dateUtc="2026-06-24T09:34:26Z">
-        <w:r>
-          <w:delText>or in connection with the services, the deliverables or the Customer's use of them.</w:delText>
-        </w:r>
-      </w:del>
-      <w:ins w:id="12" w:author="LQ.AI Commercial counsel" w:date="2026-06-24T09:34:26Z" w16du:dateUtc="2026-06-24T09:34:26Z">
-        <w:r>
-          <w:t>the indemnifying party's breach of this Agreement. The Supplier shall additionally indemnify the Customer against any claim that the deliverables infringe a third party's intellectual property rights.</w:t>
         </w:r>
       </w:ins>
       <w:commentRangeEnd w:id="6"/>
@@ -329,6 +447,61 @@
           <w:rStyle w:val="CommentReference"/>
         </w:rPr>
         <w:commentReference w:id="6"/>
+      </w:r>
+      <w:r>
+        <w:t xml:space="preserve"> shall indemnify, defend and hold harmless the </w:t>
+      </w:r>
+      <w:del w:id="31" w:author="LQ.AI Commercial counsel" w:date="2026-06-24T13:26:57Z" w16du:dateUtc="2026-06-24T13:26:57Z">
+        <w:r>
+          <w:delText>Supplier</w:delText>
+        </w:r>
+      </w:del>
+      <w:ins w:id="32" w:author="LQ.AI Commercial counsel" w:date="2026-06-24T13:26:57Z" w16du:dateUtc="2026-06-24T13:26:57Z">
+        <w:r>
+          <w:t>other party</w:t>
+        </w:r>
+      </w:ins>
+      <w:r>
+        <w:t xml:space="preserve"> and its personnel against any and all claims, losses, damages, liabilities and expenses arising from or in connection with the </w:t>
+      </w:r>
+      <w:del w:id="29" w:author="LQ.AI Commercial counsel" w:date="2026-06-24T13:26:57Z" w16du:dateUtc="2026-06-24T13:26:57Z">
+        <w:r>
+          <w:delText>services,</w:delText>
+        </w:r>
+      </w:del>
+      <w:ins w:id="30" w:author="LQ.AI Commercial counsel" w:date="2026-06-24T13:26:57Z" w16du:dateUtc="2026-06-24T13:26:57Z">
+        <w:r>
+          <w:t>indemnifying party's breach of this Agreement. The Supplier shall further indemnify, defend and hold harmless the Customer against any claim that</w:t>
+        </w:r>
+      </w:ins>
+      <w:r>
+        <w:t xml:space="preserve"> the deliverables or the </w:t>
+      </w:r>
+      <w:del w:id="27" w:author="LQ.AI Commercial counsel" w:date="2026-06-24T13:26:57Z" w16du:dateUtc="2026-06-24T13:26:57Z">
+        <w:r>
+          <w:delText>Customer</w:delText>
+        </w:r>
+      </w:del>
+      <w:ins w:id="28" w:author="LQ.AI Commercial counsel" w:date="2026-06-24T13:26:57Z" w16du:dateUtc="2026-06-24T13:26:57Z">
+        <w:r>
+          <w:t>Supplier</w:t>
+        </w:r>
+      </w:ins>
+      <w:r>
+        <w:t xml:space="preserve">'s </w:t>
+      </w:r>
+      <w:del w:id="25" w:author="LQ.AI Commercial counsel" w:date="2026-06-24T13:26:57Z" w16du:dateUtc="2026-06-24T13:26:57Z">
+        <w:r>
+          <w:delText>use of them</w:delText>
+        </w:r>
+      </w:del>
+      <w:ins w:id="26" w:author="LQ.AI Commercial counsel" w:date="2026-06-24T13:26:57Z" w16du:dateUtc="2026-06-24T13:26:57Z">
+        <w:r>
+          <w:t>services infringe any third party's intellectual property rights</w:t>
+        </w:r>
+      </w:ins>
+      <w:r>
+        <w:t>.</w:t>
       </w:r>
     </w:p>
     <w:p>
@@ -340,18 +513,15 @@
       </w:r>
     </w:p>
     <w:p>
-      <w:r>
-        <w:t xml:space="preserve">The Supplier's aggregate liability arising out of or in connection with this Agreement shall not exceed the fees paid by the Customer in the </w:t>
-      </w:r>
       <w:commentRangeStart w:id="5"/>
-      <w:del w:id="9" w:author="LQ.AI Commercial counsel" w:date="2026-06-24T09:34:26Z" w16du:dateUtc="2026-06-24T09:34:26Z">
+      <w:del w:id="23" w:author="LQ.AI Commercial counsel" w:date="2026-06-24T13:26:57Z" w16du:dateUtc="2026-06-24T13:26:57Z">
         <w:r>
-          <w:delText>one (1) month</w:delText>
+          <w:delText>The Supplier</w:delText>
         </w:r>
       </w:del>
-      <w:ins w:id="10" w:author="LQ.AI Commercial counsel" w:date="2026-06-24T09:34:26Z" w16du:dateUtc="2026-06-24T09:34:26Z">
+      <w:ins w:id="24" w:author="LQ.AI Commercial counsel" w:date="2026-06-24T13:26:57Z" w16du:dateUtc="2026-06-24T13:26:57Z">
         <w:r>
-          <w:t>twelve (12) months</w:t>
+          <w:t>Subject to the exceptions below, each party</w:t>
         </w:r>
       </w:ins>
       <w:commentRangeEnd w:id="5"/>
@@ -362,17 +532,56 @@
         <w:commentReference w:id="5"/>
       </w:r>
       <w:r>
-        <w:t xml:space="preserve"> preceding the </w:t>
+        <w:t xml:space="preserve">'s aggregate liability arising out of or in connection with this Agreement shall not exceed the fees paid by the Customer in the </w:t>
+      </w:r>
+      <w:del w:id="21" w:author="LQ.AI Commercial counsel" w:date="2026-06-24T13:26:57Z" w16du:dateUtc="2026-06-24T13:26:57Z">
+        <w:r>
+          <w:delText>one</w:delText>
+        </w:r>
+      </w:del>
+      <w:ins w:id="22" w:author="LQ.AI Commercial counsel" w:date="2026-06-24T13:26:57Z" w16du:dateUtc="2026-06-24T13:26:57Z">
+        <w:r>
+          <w:t>twelve</w:t>
+        </w:r>
+      </w:ins>
+      <w:r>
+        <w:t xml:space="preserve"> (</w:t>
+      </w:r>
+      <w:del w:id="19" w:author="LQ.AI Commercial counsel" w:date="2026-06-24T13:26:57Z" w16du:dateUtc="2026-06-24T13:26:57Z">
+        <w:r>
+          <w:delText>1</w:delText>
+        </w:r>
+      </w:del>
+      <w:ins w:id="20" w:author="LQ.AI Commercial counsel" w:date="2026-06-24T13:26:57Z" w16du:dateUtc="2026-06-24T13:26:57Z">
+        <w:r>
+          <w:t>12</w:t>
+        </w:r>
+      </w:ins>
+      <w:r>
+        <w:t xml:space="preserve">) </w:t>
+      </w:r>
+      <w:del w:id="17" w:author="LQ.AI Commercial counsel" w:date="2026-06-24T13:26:57Z" w16du:dateUtc="2026-06-24T13:26:57Z">
+        <w:r>
+          <w:delText>month</w:delText>
+        </w:r>
+      </w:del>
+      <w:ins w:id="18" w:author="LQ.AI Commercial counsel" w:date="2026-06-24T13:26:57Z" w16du:dateUtc="2026-06-24T13:26:57Z">
+        <w:r>
+          <w:t>months</w:t>
+        </w:r>
+      </w:ins>
+      <w:r>
+        <w:t xml:space="preserve"> preceding the claim. In no event shall </w:t>
       </w:r>
       <w:commentRangeStart w:id="4"/>
-      <w:del w:id="7" w:author="LQ.AI Commercial counsel" w:date="2026-06-24T09:34:26Z" w16du:dateUtc="2026-06-24T09:34:26Z">
+      <w:del w:id="15" w:author="LQ.AI Commercial counsel" w:date="2026-06-24T13:26:57Z" w16du:dateUtc="2026-06-24T13:26:57Z">
         <w:r>
-          <w:delText>claim.</w:delText>
+          <w:delText>the Supplier</w:delText>
         </w:r>
       </w:del>
-      <w:ins w:id="8" w:author="LQ.AI Commercial counsel" w:date="2026-06-24T09:34:26Z" w16du:dateUtc="2026-06-24T09:34:26Z">
+      <w:ins w:id="16" w:author="LQ.AI Commercial counsel" w:date="2026-06-24T13:26:57Z" w16du:dateUtc="2026-06-24T13:26:57Z">
         <w:r>
-          <w:t>claim; provided that this limitation shall not apply to (i) the Supplier's breach of confidentiality, (ii) infringement of the Customer's intellectual property, (iii) the Supplier's indemnity obligations under Section 7, or (iv) the Supplier's gross negligence or wilful misconduct.</w:t>
+          <w:t>either party</w:t>
         </w:r>
       </w:ins>
       <w:commentRangeEnd w:id="4"/>
@@ -383,8 +592,13 @@
         <w:commentReference w:id="4"/>
       </w:r>
       <w:r>
-        <w:t xml:space="preserve"> In no event shall the Supplier be liable for any indirect, incidental or consequential damages, or for any loss of profits, revenue or data.</w:t>
+        <w:t xml:space="preserve"> be liable for any indirect, incidental or consequential damages, or for any loss of profits, revenue or data.</w:t>
       </w:r>
+      <w:ins w:id="14" w:author="LQ.AI Commercial counsel" w:date="2026-06-24T13:26:57Z" w16du:dateUtc="2026-06-24T13:26:57Z">
+        <w:r>
+          <w:t xml:space="preserve"> The limitations of liability in this Section 8 shall not apply to (i) a party's breach of confidentiality obligations, (ii) a party's indemnification obligations under Section 7, (iii) infringement of the other party's intellectual property rights, or (iv) gross negligence or wilful misconduct.</w:t>
+        </w:r>
+      </w:ins>
     </w:p>
     <w:p>
       <w:pPr>
@@ -399,14 +613,14 @@
         <w:t xml:space="preserve">This Agreement continues until each Statement of Work is completed. </w:t>
       </w:r>
       <w:commentRangeStart w:id="3"/>
-      <w:del w:id="5" w:author="LQ.AI Commercial counsel" w:date="2026-06-24T09:34:26Z" w16du:dateUtc="2026-06-24T09:34:26Z">
+      <w:del w:id="12" w:author="LQ.AI Commercial counsel" w:date="2026-06-24T13:26:57Z" w16du:dateUtc="2026-06-24T13:26:57Z">
         <w:r>
-          <w:delText>The Supplier may terminate for convenience at any time on ten (10) days notice;</w:delText>
+          <w:delText>The Supplier</w:delText>
         </w:r>
       </w:del>
-      <w:ins w:id="6" w:author="LQ.AI Commercial counsel" w:date="2026-06-24T09:34:26Z" w16du:dateUtc="2026-06-24T09:34:26Z">
+      <w:ins w:id="13" w:author="LQ.AI Commercial counsel" w:date="2026-06-24T13:26:57Z" w16du:dateUtc="2026-06-24T13:26:57Z">
         <w:r>
-          <w:t>Either party may terminate this Agreement or any Statement of Work for convenience on thirty (30) days' written notice to the other party;</w:t>
+          <w:t>Either party</w:t>
         </w:r>
       </w:ins>
       <w:commentRangeEnd w:id="3"/>
@@ -417,17 +631,51 @@
         <w:commentReference w:id="3"/>
       </w:r>
       <w:r>
-        <w:t xml:space="preserve"> </w:t>
+        <w:t xml:space="preserve"> may terminate</w:t>
+      </w:r>
+      <w:ins w:id="11" w:author="LQ.AI Commercial counsel" w:date="2026-06-24T13:26:57Z" w16du:dateUtc="2026-06-24T13:26:57Z">
+        <w:r>
+          <w:t xml:space="preserve"> this Agreement or any Statement of Work</w:t>
+        </w:r>
+      </w:ins>
+      <w:r>
+        <w:t xml:space="preserve"> for convenience at any time on </w:t>
+      </w:r>
+      <w:del w:id="9" w:author="LQ.AI Commercial counsel" w:date="2026-06-24T13:26:57Z" w16du:dateUtc="2026-06-24T13:26:57Z">
+        <w:r>
+          <w:delText>ten</w:delText>
+        </w:r>
+      </w:del>
+      <w:ins w:id="10" w:author="LQ.AI Commercial counsel" w:date="2026-06-24T13:26:57Z" w16du:dateUtc="2026-06-24T13:26:57Z">
+        <w:r>
+          <w:t>thirty</w:t>
+        </w:r>
+      </w:ins>
+      <w:r>
+        <w:t xml:space="preserve"> (</w:t>
+      </w:r>
+      <w:del w:id="7" w:author="LQ.AI Commercial counsel" w:date="2026-06-24T13:26:57Z" w16du:dateUtc="2026-06-24T13:26:57Z">
+        <w:r>
+          <w:delText>10</w:delText>
+        </w:r>
+      </w:del>
+      <w:ins w:id="8" w:author="LQ.AI Commercial counsel" w:date="2026-06-24T13:26:57Z" w16du:dateUtc="2026-06-24T13:26:57Z">
+        <w:r>
+          <w:t>30</w:t>
+        </w:r>
+      </w:ins>
+      <w:r>
+        <w:t xml:space="preserve">) days notice; </w:t>
       </w:r>
       <w:commentRangeStart w:id="2"/>
-      <w:del w:id="3" w:author="LQ.AI Commercial counsel" w:date="2026-06-24T09:34:26Z" w16du:dateUtc="2026-06-24T09:34:26Z">
+      <w:del w:id="5" w:author="LQ.AI Commercial counsel" w:date="2026-06-24T13:26:57Z" w16du:dateUtc="2026-06-24T13:26:57Z">
         <w:r>
-          <w:delText>the Customer may not terminate for convenience.</w:delText>
+          <w:delText>the Customer may not terminate for convenience</w:delText>
         </w:r>
       </w:del>
-      <w:ins w:id="4" w:author="LQ.AI Commercial counsel" w:date="2026-06-24T09:34:26Z" w16du:dateUtc="2026-06-24T09:34:26Z">
+      <w:ins w:id="6" w:author="LQ.AI Commercial counsel" w:date="2026-06-24T13:26:57Z" w16du:dateUtc="2026-06-24T13:26:57Z">
         <w:r>
-          <w:t>The other party may also terminate this Agreement or any Statement of Work for convenience on thirty (30) days' written notice to the Supplier.</w:t>
+          <w:t>either party may terminate</w:t>
         </w:r>
       </w:ins>
       <w:commentRangeEnd w:id="2"/>
@@ -438,17 +686,12 @@
         <w:commentReference w:id="2"/>
       </w:r>
       <w:r>
-        <w:t xml:space="preserve"> On termination the Customer shall pay </w:t>
+        <w:t>. On termination</w:t>
       </w:r>
       <w:commentRangeStart w:id="1"/>
-      <w:del w:id="1" w:author="LQ.AI Commercial counsel" w:date="2026-06-24T09:34:26Z" w16du:dateUtc="2026-06-24T09:34:26Z">
+      <w:ins w:id="4" w:author="LQ.AI Commercial counsel" w:date="2026-06-24T13:26:57Z" w16du:dateUtc="2026-06-24T13:26:57Z">
         <w:r>
-          <w:delText>all fees for work in progress and for the full committed engagement</w:delText>
-        </w:r>
-      </w:del>
-      <w:ins w:id="2" w:author="LQ.AI Commercial counsel" w:date="2026-06-24T09:34:26Z" w16du:dateUtc="2026-06-24T09:34:26Z">
-        <w:r>
-          <w:t>fees only for services actually performed and accepted up to the termination date</w:t>
+          <w:t xml:space="preserve"> by either party,</w:t>
         </w:r>
       </w:ins>
       <w:commentRangeEnd w:id="1"/>
@@ -458,6 +701,27 @@
         </w:rPr>
         <w:commentReference w:id="1"/>
       </w:r>
+      <w:r>
+        <w:t xml:space="preserve"> the Customer shall pay </w:t>
+      </w:r>
+      <w:ins w:id="3" w:author="LQ.AI Commercial counsel" w:date="2026-06-24T13:26:57Z" w16du:dateUtc="2026-06-24T13:26:57Z">
+        <w:r>
+          <w:t xml:space="preserve">for </w:t>
+        </w:r>
+      </w:ins>
+      <w:r>
+        <w:t xml:space="preserve">all </w:t>
+      </w:r>
+      <w:del w:id="1" w:author="LQ.AI Commercial counsel" w:date="2026-06-24T13:26:57Z" w16du:dateUtc="2026-06-24T13:26:57Z">
+        <w:r>
+          <w:delText>fees for work in progress and for the full committed engagement</w:delText>
+        </w:r>
+      </w:del>
+      <w:ins w:id="2" w:author="LQ.AI Commercial counsel" w:date="2026-06-24T13:26:57Z" w16du:dateUtc="2026-06-24T13:26:57Z">
+        <w:r>
+          <w:t>work performed up to the effective date of termination at the rates set out in the applicable Statement of Work, and shall not be liable for any further fees under the terminated Statement of Work</w:t>
+        </w:r>
+      </w:ins>
       <w:r>
         <w:t>.</w:t>
       </w:r>
@@ -487,7 +751,7 @@
 
 <file path=word/comments1.xml><?xml version="1.0" encoding="utf-8"?>
 <w:comments xmlns:w="http://schemas.openxmlformats.org/wordprocessingml/2006/main" xmlns:w14="http://schemas.microsoft.com/office/word/2010/wordml" xmlns:w15="http://schemas.microsoft.com/office/word/2012/wordml" xmlns:w16cid="http://schemas.microsoft.com/office/word/2016/wordml/cid" xmlns:w16cex="http://schemas.microsoft.com/office/word/2018/wordml/cex" xmlns:mc="http://schemas.openxmlformats.org/markup-compatibility/2006" mc:Ignorable="w14 w15 w16cid w16cex">
-  <w:comment w:id="1" w:author="LQ.AI Commercial counsel" w:date="2026-06-24T09:34:26Z" w:initials="LCC">
+  <w:comment w:id="1" w:author="LQ.AI Commercial counsel" w:date="2026-06-24T13:26:57Z" w:initials="LCC">
     <w:p>
       <w:pPr>
         <w:pStyle w:val="CommentText"/>
@@ -499,11 +763,11 @@
         <w:annotationRef/>
       </w:r>
       <w:r>
-        <w:t>The current clause requires the Customer to pay for the full committed engagement on termination — effectively a penalty. Standard practice is to pay only for work actually performed and accepted.</w:t>
+        <w:t>Payment should be for work actually performed to the termination date, not for the full committed engagement — which charges for services never delivered.</w:t>
       </w:r>
     </w:p>
   </w:comment>
-  <w:comment w:id="2" w:author="LQ.AI Commercial counsel" w:date="2026-06-24T09:34:26Z" w:initials="LCC">
+  <w:comment w:id="2" w:author="LQ.AI Commercial counsel" w:date="2026-06-24T13:26:57Z" w:initials="LCC">
     <w:p>
       <w:pPr>
         <w:pStyle w:val="CommentText"/>
@@ -515,11 +779,11 @@
         <w:annotationRef/>
       </w:r>
       <w:r>
-        <w:t>Replacing the Customer exclusion from convenience termination with a reciprocal right on the same notice period as the Supplier, giving both parties equal flexibility.</w:t>
+        <w:t>The prohibition on Customer termination is one-sided and directly contradicts the mutual termination right established by the preceding edit. The existing text must be replaced to remove this inconsistency.</w:t>
       </w:r>
     </w:p>
   </w:comment>
-  <w:comment w:id="3" w:author="LQ.AI Commercial counsel" w:date="2026-06-24T09:34:26Z" w:initials="LCC">
+  <w:comment w:id="3" w:author="LQ.AI Commercial counsel" w:date="2026-06-24T13:26:57Z" w:initials="LCC">
     <w:p>
       <w:pPr>
         <w:pStyle w:val="CommentText"/>
@@ -531,11 +795,11 @@
         <w:annotationRef/>
       </w:r>
       <w:r>
-        <w:t>The Supplier currently has a unilateral termination right that the Customer lacks. Mutual termination for convenience is standard in commercial agreements and gives both parties equal flexibility.</w:t>
+        <w:t>The current clause gives only the Supplier a termination for convenience right, locking the Customer in. Mutual termination rights are standard practice in professional services agreements.</w:t>
       </w:r>
     </w:p>
   </w:comment>
-  <w:comment w:id="4" w:author="LQ.AI Commercial counsel" w:date="2026-06-24T09:34:26Z" w:initials="LCC">
+  <w:comment w:id="4" w:author="LQ.AI Commercial counsel" w:date="2026-06-24T13:26:57Z" w:initials="LCC">
     <w:p>
       <w:pPr>
         <w:pStyle w:val="CommentText"/>
@@ -547,11 +811,11 @@
         <w:annotationRef/>
       </w:r>
       <w:r>
-        <w:t>Standard heads of loss — confidentiality breaches, IP infringement, indemnified claims, and gross negligence or wilful misconduct — cannot reasonably be capped at a nominal amount and must be carved out of the liability cap.</w:t>
+        <w:t>Carve-outs for confidentiality, indemnification, IP infringement, and gross negligence are essential — these are the high-risk heads where a low cap is inadequate to protect the Customer.</w:t>
       </w:r>
     </w:p>
   </w:comment>
-  <w:comment w:id="5" w:author="LQ.AI Commercial counsel" w:date="2026-06-24T09:34:26Z" w:initials="LCC">
+  <w:comment w:id="5" w:author="LQ.AI Commercial counsel" w:date="2026-06-24T13:26:57Z" w:initials="LCC">
     <w:p>
       <w:pPr>
         <w:pStyle w:val="CommentText"/>
@@ -563,11 +827,11 @@
         <w:annotationRef/>
       </w:r>
       <w:r>
-        <w:t>A one-month lookback is unreasonably low for professional services. Twelve months of fees provides meaningful but still capped recourse for the Customer.</w:t>
+        <w:t>One month of fees is an unreasonably low liability cap — 12 months is standard. Making the cap mutual is equitable as both parties bear risk under the agreement.</w:t>
       </w:r>
     </w:p>
   </w:comment>
-  <w:comment w:id="6" w:author="LQ.AI Commercial counsel" w:date="2026-06-24T09:34:26Z" w:initials="LCC">
+  <w:comment w:id="6" w:author="LQ.AI Commercial counsel" w:date="2026-06-24T13:26:57Z" w:initials="LCC">
     <w:p>
       <w:pPr>
         <w:pStyle w:val="CommentText"/>
@@ -579,11 +843,11 @@
         <w:annotationRef/>
       </w:r>
       <w:r>
-        <w:t>Narrowing each party's indemnity to its own breach prevents the Customer from indemnifying the Supplier for the Supplier's own acts. Adding a Supplier IP indemnity is essential — the Supplier should stand behind its work product against infringement claims.</w:t>
+        <w:t>The indemnity is entirely one-sided — the Customer indemnifies the Supplier for any claim arising from the services. A mutual breach indemnity plus Supplier IP infringement indemnity is standard market practice and cannot be constructed from the existing one-sided language.</w:t>
       </w:r>
     </w:p>
   </w:comment>
-  <w:comment w:id="7" w:author="LQ.AI Commercial counsel" w:date="2026-06-24T09:34:26Z" w:initials="LCC">
+  <w:comment w:id="7" w:author="LQ.AI Commercial counsel" w:date="2026-06-24T13:26:57Z" w:initials="LCC">
     <w:p>
       <w:pPr>
         <w:pStyle w:val="CommentText"/>
@@ -595,11 +859,11 @@
         <w:annotationRef/>
       </w:r>
       <w:r>
-        <w:t>Making the protected class reciprocal to match the mutual indemnity structure established by the preceding edit to this clause.</w:t>
+        <w:t>Unfettered personnel substitution makes any staffing commitment meaningless. Key-person protection is standard; reasonable continuity for other personnel ensures service quality. The entire existing sentence expresses the opposite position and cannot be surgically edited.</w:t>
       </w:r>
     </w:p>
   </w:comment>
-  <w:comment w:id="8" w:author="LQ.AI Commercial counsel" w:date="2026-06-24T09:34:26Z" w:initials="LCC">
+  <w:comment w:id="8" w:author="LQ.AI Commercial counsel" w:date="2026-06-24T13:26:57Z" w:initials="LCC">
     <w:p>
       <w:pPr>
         <w:pStyle w:val="CommentText"/>
@@ -611,11 +875,11 @@
         <w:annotationRef/>
       </w:r>
       <w:r>
-        <w:t>The indemnity is currently one-sided — only the Customer indemnifies the Supplier. A standard commercial arrangement requires mutual indemnification.</w:t>
+        <w:t>The original disclaims all conformance and fitness warranties. Professional services should carry a professional-workmanship warranty, conformance to spec, and a re-performance remedy at no cost. These are fundamentally opposite propositions that cannot be woven into the existing sentence.</w:t>
       </w:r>
     </w:p>
   </w:comment>
-  <w:comment w:id="9" w:author="LQ.AI Commercial counsel" w:date="2026-06-24T09:34:26Z" w:initials="LCC">
+  <w:comment w:id="9" w:author="LQ.AI Commercial counsel" w:date="2026-06-24T13:26:57Z" w:initials="LCC">
     <w:p>
       <w:pPr>
         <w:pStyle w:val="CommentText"/>
@@ -627,11 +891,11 @@
         <w:annotationRef/>
       </w:r>
       <w:r>
-        <w:t>Key-person protection is essential for consulting engagements. The Customer should have approval rights over named personnel identified in the SOW, and replacements should be of comparable calibre. Add notice requirement for non-key substitutions.</w:t>
+        <w:t>An "AS IS" disclaimer on professional services with no conformance warranty is unacceptable for commissioned work. A warranty section should affirm what the Supplier commits to, not only what it disclaims.</w:t>
       </w:r>
     </w:p>
   </w:comment>
-  <w:comment w:id="10" w:author="LQ.AI Commercial counsel" w:date="2026-06-24T09:34:26Z" w:initials="LCC">
+  <w:comment w:id="10" w:author="LQ.AI Commercial counsel" w:date="2026-06-24T13:26:57Z" w:initials="LCC">
     <w:p>
       <w:pPr>
         <w:pStyle w:val="CommentText"/>
@@ -643,11 +907,11 @@
         <w:annotationRef/>
       </w:r>
       <w:r>
-        <w:t>An 'AS IS' clause without any warranty gives the Customer no recourse. A professional services agreement must warrant conformance to specification and require re-performance of non-conforming work at the Supplier's cost.</w:t>
+        <w:t>Since bespoke deliverables are now assigned to the Customer, the licence should cover only the Supplier's retained background IP embedded in the work product for internal business use.</w:t>
       </w:r>
     </w:p>
   </w:comment>
-  <w:comment w:id="11" w:author="LQ.AI Commercial counsel" w:date="2026-06-24T09:34:26Z" w:initials="LCC">
+  <w:comment w:id="11" w:author="LQ.AI Commercial counsel" w:date="2026-06-24T13:26:57Z" w:initials="LCC">
     <w:p>
       <w:pPr>
         <w:pStyle w:val="CommentText"/>
@@ -659,11 +923,11 @@
         <w:annotationRef/>
       </w:r>
       <w:r>
-        <w:t>Bespoke deliverables developed for the Customer at the Customer's cost should be owned by the Customer. The Supplier retains its background IP — a standard carve-out.</w:t>
+        <w:t>Bespoke deliverables created specifically for the Customer should be owned by the Customer. The Supplier retains its pre-existing tools; the Customer gets a licence to any Supplier background IP incorporated in the work product.</w:t>
       </w:r>
     </w:p>
   </w:comment>
-  <w:comment w:id="12" w:author="LQ.AI Commercial counsel" w:date="2026-06-24T09:34:26Z" w:initials="LCC">
+  <w:comment w:id="12" w:author="LQ.AI Commercial counsel" w:date="2026-06-24T13:26:57Z" w:initials="LCC">
     <w:p>
       <w:pPr>
         <w:pStyle w:val="CommentText"/>
@@ -675,11 +939,11 @@
         <w:annotationRef/>
       </w:r>
       <w:r>
-        <w:t>Unilateral rate revision at any time gives the Supplier an unfair advantage. Annual revisions with notice are standard in professional services.</w:t>
+        <w:t>Unilateral rate increases during an SOW undermine the pricing agreed at the outset and expose the Customer to unbudgeted cost overruns without any corresponding right to renegotiate the scope of work.</w:t>
       </w:r>
     </w:p>
   </w:comment>
-  <w:comment w:id="13" w:author="LQ.AI Commercial counsel" w:date="2026-06-24T09:34:26Z" w:initials="LCC">
+  <w:comment w:id="13" w:author="LQ.AI Commercial counsel" w:date="2026-06-24T13:26:57Z" w:initials="LCC">
     <w:p>
       <w:pPr>
         <w:pStyle w:val="CommentText"/>
@@ -691,11 +955,11 @@
         <w:annotationRef/>
       </w:r>
       <w:r>
-        <w:t>Uncapped time-and-materials engagements create unacceptable budget risk. Each SOW should state a fee cap to give the Customer cost certainty.</w:t>
+        <w:t>Uncapped T&amp;M with unilateral rate increases gives the Supplier unlimited financial exposure. Rates should be fixed per SOW; expenses should be pre-approved; 30-day payment terms align with market.</w:t>
       </w:r>
     </w:p>
   </w:comment>
-  <w:comment w:id="14" w:author="LQ.AI Commercial counsel" w:date="2026-06-24T09:34:26Z" w:initials="LCC">
+  <w:comment w:id="14" w:author="LQ.AI Commercial counsel" w:date="2026-06-24T13:26:57Z" w:initials="LCC">
     <w:p>
       <w:pPr>
         <w:pStyle w:val="CommentText"/>
@@ -707,11 +971,11 @@
         <w:annotationRef/>
       </w:r>
       <w:r>
-        <w:t>If the Customer rejects a non-conforming deliverable, the Supplier should bear the cost of correction rather than leaving the Customer with a defective deliverable and no remedy.</w:t>
+        <w:t>The original compels payment for non-conforming work and denies any correction obligation — both unacceptable. A standard acceptance remedy is correction at the Supplier's cost with a reasonable re-performance period.</w:t>
       </w:r>
     </w:p>
   </w:comment>
-  <w:comment w:id="15" w:author="LQ.AI Commercial counsel" w:date="2026-06-24T09:34:26Z" w:initials="LCC">
+  <w:comment w:id="15" w:author="LQ.AI Commercial counsel" w:date="2026-06-24T13:26:57Z" w:initials="LCC">
     <w:p>
       <w:pPr>
         <w:pStyle w:val="CommentText"/>
@@ -723,23 +987,7 @@
         <w:annotationRef/>
       </w:r>
       <w:r>
-        <w:t>We should not pay for deliverables that have been rejected for non-conformance. Payment only for accepted deliverables is standard in consulting agreements.</w:t>
-      </w:r>
-    </w:p>
-  </w:comment>
-  <w:comment w:id="16" w:author="LQ.AI Commercial counsel" w:date="2026-06-24T09:34:26Z" w:initials="LCC">
-    <w:p>
-      <w:pPr>
-        <w:pStyle w:val="CommentText"/>
-      </w:pPr>
-      <w:r>
-        <w:rPr>
-          <w:rStyle w:val="CommentReference"/>
-        </w:rPr>
-        <w:annotationRef/>
-      </w:r>
-      <w:r>
-        <w:t>Three days is insufficient for a meaningful review of consulting deliverables. Thirty days is standard for professional services acceptance windows.</w:t>
+        <w:t>Three days is insufficient to review a deliverable; fifteen business days is standard. Requiring specified reasons gives the Supplier actionable feedback.</w:t>
       </w:r>
     </w:p>
   </w:comment>
@@ -748,64 +996,61 @@
 
 <file path=word/commentsExtended1.xml><?xml version="1.0" encoding="utf-8"?>
 <w15:commentsEx xmlns:w15="http://schemas.microsoft.com/office/word/2012/wordml">
-  <w15:commentEx w15:paraId="409F12DF" w15:done="0"/>
-  <w15:commentEx w15:paraId="FE4A7D6A" w15:done="0"/>
-  <w15:commentEx w15:paraId="4DDDB24C" w15:done="0"/>
-  <w15:commentEx w15:paraId="0CCC8C9C" w15:done="0"/>
-  <w15:commentEx w15:paraId="33D2E20A" w15:done="0"/>
-  <w15:commentEx w15:paraId="F148F46D" w15:done="0"/>
-  <w15:commentEx w15:paraId="12F11730" w15:done="0"/>
-  <w15:commentEx w15:paraId="CEA209A6" w15:done="0"/>
-  <w15:commentEx w15:paraId="F867A63E" w15:done="0"/>
-  <w15:commentEx w15:paraId="F76E339A" w15:done="0"/>
-  <w15:commentEx w15:paraId="5E0F4C70" w15:done="0"/>
-  <w15:commentEx w15:paraId="2C81B8F8" w15:done="0"/>
-  <w15:commentEx w15:paraId="4DE580D2" w15:done="0"/>
-  <w15:commentEx w15:paraId="BD321BD8" w15:done="0"/>
-  <w15:commentEx w15:paraId="3A33479B" w15:done="0"/>
-  <w15:commentEx w15:paraId="DBD3BA3D" w15:done="0"/>
+  <w15:commentEx w15:paraId="E4F05F43" w15:done="0"/>
+  <w15:commentEx w15:paraId="7AD4766A" w15:done="0"/>
+  <w15:commentEx w15:paraId="76FEBB26" w15:done="0"/>
+  <w15:commentEx w15:paraId="8CCF69D6" w15:done="0"/>
+  <w15:commentEx w15:paraId="3632BDDD" w15:done="0"/>
+  <w15:commentEx w15:paraId="0210F379" w15:done="0"/>
+  <w15:commentEx w15:paraId="9CD7493F" w15:done="0"/>
+  <w15:commentEx w15:paraId="DFE08278" w15:done="0"/>
+  <w15:commentEx w15:paraId="4418A979" w15:done="0"/>
+  <w15:commentEx w15:paraId="47CBED5D" w15:done="0"/>
+  <w15:commentEx w15:paraId="B43411CA" w15:done="0"/>
+  <w15:commentEx w15:paraId="A6A86966" w15:done="0"/>
+  <w15:commentEx w15:paraId="F83AAA21" w15:done="0"/>
+  <w15:commentEx w15:paraId="B49C42EA" w15:done="0"/>
+  <w15:commentEx w15:paraId="7CC06CBA" w15:done="0"/>
 </w15:commentsEx>
 </file>
 
 <file path=word/commentsExtensible1.xml><?xml version="1.0" encoding="utf-8"?>
 <w16cex:commentsExtensible xmlns:w16cex="http://schemas.microsoft.com/office/word/2018/wordml/cex">
-  <w16cex:commentExtensible w16cex:durableId="096476AD" w16cex:dateUtc="2026-06-24T09:34:26Z"/>
-  <w16cex:commentExtensible w16cex:durableId="300C540F" w16cex:dateUtc="2026-06-24T09:34:26Z"/>
-  <w16cex:commentExtensible w16cex:durableId="D0756C49" w16cex:dateUtc="2026-06-24T09:34:26Z"/>
-  <w16cex:commentExtensible w16cex:durableId="ED2812C1" w16cex:dateUtc="2026-06-24T09:34:26Z"/>
-  <w16cex:commentExtensible w16cex:durableId="E2E4C732" w16cex:dateUtc="2026-06-24T09:34:26Z"/>
-  <w16cex:commentExtensible w16cex:durableId="BA4B77D7" w16cex:dateUtc="2026-06-24T09:34:26Z"/>
-  <w16cex:commentExtensible w16cex:durableId="96625847" w16cex:dateUtc="2026-06-24T09:34:26Z"/>
-  <w16cex:commentExtensible w16cex:durableId="4EE68054" w16cex:dateUtc="2026-06-24T09:34:26Z"/>
-  <w16cex:commentExtensible w16cex:durableId="F3836BD3" w16cex:dateUtc="2026-06-24T09:34:26Z"/>
-  <w16cex:commentExtensible w16cex:durableId="590C1AB7" w16cex:dateUtc="2026-06-24T09:34:26Z"/>
-  <w16cex:commentExtensible w16cex:durableId="C0DD02B0" w16cex:dateUtc="2026-06-24T09:34:26Z"/>
-  <w16cex:commentExtensible w16cex:durableId="CBBB6FF4" w16cex:dateUtc="2026-06-24T09:34:26Z"/>
-  <w16cex:commentExtensible w16cex:durableId="FB6DDD72" w16cex:dateUtc="2026-06-24T09:34:26Z"/>
-  <w16cex:commentExtensible w16cex:durableId="00694775" w16cex:dateUtc="2026-06-24T09:34:26Z"/>
-  <w16cex:commentExtensible w16cex:durableId="90D25CF1" w16cex:dateUtc="2026-06-24T09:34:26Z"/>
-  <w16cex:commentExtensible w16cex:durableId="A510C9BC" w16cex:dateUtc="2026-06-24T09:34:26Z"/>
+  <w16cex:commentExtensible w16cex:durableId="B7786C28" w16cex:dateUtc="2026-06-24T13:26:57Z"/>
+  <w16cex:commentExtensible w16cex:durableId="11C4604C" w16cex:dateUtc="2026-06-24T13:26:57Z"/>
+  <w16cex:commentExtensible w16cex:durableId="BC88897C" w16cex:dateUtc="2026-06-24T13:26:57Z"/>
+  <w16cex:commentExtensible w16cex:durableId="53068342" w16cex:dateUtc="2026-06-24T13:26:57Z"/>
+  <w16cex:commentExtensible w16cex:durableId="3D69C663" w16cex:dateUtc="2026-06-24T13:26:57Z"/>
+  <w16cex:commentExtensible w16cex:durableId="D1BC5E47" w16cex:dateUtc="2026-06-24T13:26:57Z"/>
+  <w16cex:commentExtensible w16cex:durableId="EA3A8185" w16cex:dateUtc="2026-06-24T13:26:57Z"/>
+  <w16cex:commentExtensible w16cex:durableId="30CA72FE" w16cex:dateUtc="2026-06-24T13:26:57Z"/>
+  <w16cex:commentExtensible w16cex:durableId="C81BA5A5" w16cex:dateUtc="2026-06-24T13:26:57Z"/>
+  <w16cex:commentExtensible w16cex:durableId="33D4D5F7" w16cex:dateUtc="2026-06-24T13:26:57Z"/>
+  <w16cex:commentExtensible w16cex:durableId="296C6293" w16cex:dateUtc="2026-06-24T13:26:57Z"/>
+  <w16cex:commentExtensible w16cex:durableId="E26F1C49" w16cex:dateUtc="2026-06-24T13:26:57Z"/>
+  <w16cex:commentExtensible w16cex:durableId="A9B3824B" w16cex:dateUtc="2026-06-24T13:26:57Z"/>
+  <w16cex:commentExtensible w16cex:durableId="9FD000E1" w16cex:dateUtc="2026-06-24T13:26:57Z"/>
+  <w16cex:commentExtensible w16cex:durableId="2084A7B5" w16cex:dateUtc="2026-06-24T13:26:57Z"/>
 </w16cex:commentsExtensible>
 </file>
 
 <file path=word/commentsIds1.xml><?xml version="1.0" encoding="utf-8"?>
 <w16cid:commentsIds xmlns:w16cid="http://schemas.microsoft.com/office/word/2016/wordml/cid">
-  <w16cid:commentId w16cid:paraId="409F12DF" w16cid:durableId="096476AD"/>
-  <w16cid:commentId w16cid:paraId="FE4A7D6A" w16cid:durableId="300C540F"/>
-  <w16cid:commentId w16cid:paraId="4DDDB24C" w16cid:durableId="D0756C49"/>
-  <w16cid:commentId w16cid:paraId="0CCC8C9C" w16cid:durableId="ED2812C1"/>
-  <w16cid:commentId w16cid:paraId="33D2E20A" w16cid:durableId="E2E4C732"/>
-  <w16cid:commentId w16cid:paraId="F148F46D" w16cid:durableId="BA4B77D7"/>
-  <w16cid:commentId w16cid:paraId="12F11730" w16cid:durableId="96625847"/>
-  <w16cid:commentId w16cid:paraId="CEA209A6" w16cid:durableId="4EE68054"/>
-  <w16cid:commentId w16cid:paraId="F867A63E" w16cid:durableId="F3836BD3"/>
-  <w16cid:commentId w16cid:paraId="F76E339A" w16cid:durableId="590C1AB7"/>
-  <w16cid:commentId w16cid:paraId="5E0F4C70" w16cid:durableId="C0DD02B0"/>
-  <w16cid:commentId w16cid:paraId="2C81B8F8" w16cid:durableId="CBBB6FF4"/>
-  <w16cid:commentId w16cid:paraId="4DE580D2" w16cid:durableId="FB6DDD72"/>
-  <w16cid:commentId w16cid:paraId="BD321BD8" w16cid:durableId="00694775"/>
-  <w16cid:commentId w16cid:paraId="3A33479B" w16cid:durableId="90D25CF1"/>
-  <w16cid:commentId w16cid:paraId="DBD3BA3D" w16cid:durableId="A510C9BC"/>
+  <w16cid:commentId w16cid:paraId="E4F05F43" w16cid:durableId="B7786C28"/>
+  <w16cid:commentId w16cid:paraId="7AD4766A" w16cid:durableId="11C4604C"/>
+  <w16cid:commentId w16cid:paraId="76FEBB26" w16cid:durableId="BC88897C"/>
+  <w16cid:commentId w16cid:paraId="8CCF69D6" w16cid:durableId="53068342"/>
+  <w16cid:commentId w16cid:paraId="3632BDDD" w16cid:durableId="3D69C663"/>
+  <w16cid:commentId w16cid:paraId="0210F379" w16cid:durableId="D1BC5E47"/>
+  <w16cid:commentId w16cid:paraId="9CD7493F" w16cid:durableId="EA3A8185"/>
+  <w16cid:commentId w16cid:paraId="DFE08278" w16cid:durableId="30CA72FE"/>
+  <w16cid:commentId w16cid:paraId="4418A979" w16cid:durableId="C81BA5A5"/>
+  <w16cid:commentId w16cid:paraId="47CBED5D" w16cid:durableId="33D4D5F7"/>
+  <w16cid:commentId w16cid:paraId="B43411CA" w16cid:durableId="296C6293"/>
+  <w16cid:commentId w16cid:paraId="A6A86966" w16cid:durableId="E26F1C49"/>
+  <w16cid:commentId w16cid:paraId="F83AAA21" w16cid:durableId="A9B3824B"/>
+  <w16cid:commentId w16cid:paraId="B49C42EA" w16cid:durableId="9FD000E1"/>
+  <w16cid:commentId w16cid:paraId="7CC06CBA" w16cid:durableId="2084A7B5"/>
 </w16cid:commentsIds>
 </file>
 
